--- a/exports/karneler/432_AHMET_NEVFEL_OZKAYA_Karne.docx
+++ b/exports/karneler/432_AHMET_NEVFEL_OZKAYA_Karne.docx
@@ -27,7 +27,7 @@
           <w:color w:val="646464"/>
           <w:sz w:val="17"/>
         </w:rPr>
-        <w:t>Deneme Sınavı: 2026-2027  PARAF LGS 1 | Kurumsal Başarı ve Takip Sistemi</w:t>
+        <w:t>Deneme Sınavı: PARAF LGS 1 | Kurumsal Başarı ve Takip Sistemi</w:t>
       </w:r>
     </w:p>
     <w:tbl>
@@ -1732,6 +1732,32 @@
               <w:t>Fen Bilimleri netin: 9.33 (12 Doğru, 8 Yanlış, 0 Boş). Sağlam bir altyapın var ancak 8 yanlış netini aşağı çekmiş. Özellikle 'Mevsimlerin Oluşumu' konusundaki (%43) 21 Haziran/21 Aralık gün dönümleri ve birim alana düşen enerji miktarı şemalarını 3D simülasyonla tekrar etmelisin. Deney sorularında bağımsız değişkeni kenara yaz; haftalık 45 fen sorusu çöz.</w:t>
             </w:r>
           </w:p>
+          <w:p>
+            <w:pPr>
+              <w:spacing w:after="20"/>
+            </w:pPr>
+            <w:r>
+              <w:rPr>
+                <w:b/>
+                <w:color w:val="C0392B"/>
+                <w:sz w:val="15"/>
+              </w:rPr>
+              <w:t xml:space="preserve">📺 Önerilen YouTube Desteği (Orta Seviye): </w:t>
+            </w:r>
+            <w:r>
+              <w:rPr>
+                <w:b/>
+                <w:sz w:val="15"/>
+              </w:rPr>
+              <w:t xml:space="preserve">Kanal: Mehmet Hoca ile Fen | </w:t>
+            </w:r>
+            <w:r>
+              <w:rPr>
+                <w:sz w:val="15"/>
+              </w:rPr>
+              <w:t>Odak: Kazanım Pekiştirme &amp; Deney Analizi. Taktik: Deney sorularındaki bağımsız/bağımlı/kontrol değişkeni çözüm adımlarını birebir uygula.</w:t>
+            </w:r>
+          </w:p>
         </w:tc>
       </w:tr>
     </w:tbl>
@@ -1876,7 +1902,33 @@
               <w:rPr>
                 <w:sz w:val="15"/>
               </w:rPr>
-              <w:t>Matematik netin: 4.00 (8 Doğru, 12 Yanlış, 0 Boş). Matematik dersi LGS başarında en kritik sıçrama alanındır (4.00 Net, 12 Yanlış). Stratejik Kural: Bilmediğin soruyu boş bırakmak 0.33 net kazandırır; rastgele tahmin yapmayı derhal bırak! Öncelikle [Aralarında Asal Sayılar, Çarpanlar ve Katlar / Asal Çarpanlar] konularındaki temel kazanım kavrama testlerini çöz. Haftalık 40 temel-orta düzey soru kotası koy ve yanlış defteri tut.</w:t>
+              <w:t xml:space="preserve">Matematik netin: 4.00 (8 Doğru, 12 Yanlış, 0 Boş). Matematik dersi LGS başarında en kritik sıçrama alanındır (4.00 Net, 12 Yanlış). Stratejik Kural: Bilmediğin soruyu boş bırakmak 0.33 net kazandırır; rastgele tahmin yapmayı derhal bırak! Öncelikle [Aralarında Asal Sayılar, Çarpanlar ve Katlar / Asal Çarpanlar] konularındaki temel kazanım kavrama testlerini çöz. </w:t>
+            </w:r>
+          </w:p>
+          <w:p>
+            <w:pPr>
+              <w:spacing w:after="20"/>
+            </w:pPr>
+            <w:r>
+              <w:rPr>
+                <w:b/>
+                <w:color w:val="C0392B"/>
+                <w:sz w:val="15"/>
+              </w:rPr>
+              <w:t xml:space="preserve">📺 Önerilen YouTube Desteği (Temel Seviye): </w:t>
+            </w:r>
+            <w:r>
+              <w:rPr>
+                <w:b/>
+                <w:sz w:val="15"/>
+              </w:rPr>
+              <w:t xml:space="preserve">Kanal: Partikül Matematik | </w:t>
+            </w:r>
+            <w:r>
+              <w:rPr>
+                <w:sz w:val="15"/>
+              </w:rPr>
+              <w:t>Odak: Temel Kavramlar &amp; Adım Adım Konu Anlatımı. Taktik: Videoyu durdurarak hocayla birlikte işlem yap; temel soru tiplerini not alıp kavrama testlerine geç.</w:t>
             </w:r>
           </w:p>
         </w:tc>
@@ -2026,6 +2078,32 @@
               <w:t>Türkçe branş netin: 6.67 (10 Doğru, 10 Yanlış, 0 Boş). Türkçe branşında 10 yanlış ciddi bir net kaybına yol açmış (6.67 Net). Acilen sıfır çektiğin [Cümle Yorumlama-Örtülü Anlam, Öznel ve Nesnel Anlatımlı Cümleler, FİİLİMSİLER] konularını konu fasikülünden çalış. Paragrafı kendi yorumunla değil metindeki kanıtla çöz; günde 20 paragraf + 10 dil bilgisi çöz.</w:t>
             </w:r>
           </w:p>
+          <w:p>
+            <w:pPr>
+              <w:spacing w:after="20"/>
+            </w:pPr>
+            <w:r>
+              <w:rPr>
+                <w:b/>
+                <w:color w:val="C0392B"/>
+                <w:sz w:val="15"/>
+              </w:rPr>
+              <w:t xml:space="preserve">📺 Önerilen YouTube Desteği (Temel Seviye): </w:t>
+            </w:r>
+            <w:r>
+              <w:rPr>
+                <w:b/>
+                <w:sz w:val="15"/>
+              </w:rPr>
+              <w:t xml:space="preserve">Kanal: Tonguç Akademi | </w:t>
+            </w:r>
+            <w:r>
+              <w:rPr>
+                <w:sz w:val="15"/>
+              </w:rPr>
+              <w:t>Odak: Konu Kavrama &amp; Görsel Özetler. Taktik: Dil bilgisi ve metin türü kurallarını renkli kavram kartlarıyla not alarak çalış.</w:t>
+            </w:r>
+          </w:p>
         </w:tc>
       </w:tr>
     </w:tbl>
@@ -2173,6 +2251,32 @@
               <w:t>İnkılap Tarihi netin: 1.67 (3 Doğru, 4 Yanlış, 3 Boş). Hedeflenen seviyenin altında kalındı (1.67 Net). Sıfır çektiğin [Uyanan Avrupa ve Sarsılan Osmanlı, Mustafa Kemal'in Fikir Hayatını Etkileyen Olaylar] konusundaki kavram haritalarını çalış. Pekiştirilmesi gereken [Mustafa Kemal'in Öğrenim Hayatı (%67), Mustafa Kemal'in Askerlik Hayatı (%33)] konularında kronoloji tablosu çıkar. Sorularda 'Yalnızca bu bilgiye göre' köklerine dikkat et; metne sadık kal. Haftalık 25 soru çöz.</w:t>
             </w:r>
           </w:p>
+          <w:p>
+            <w:pPr>
+              <w:spacing w:after="20"/>
+            </w:pPr>
+            <w:r>
+              <w:rPr>
+                <w:b/>
+                <w:color w:val="C0392B"/>
+                <w:sz w:val="15"/>
+              </w:rPr>
+              <w:t xml:space="preserve">📺 Önerilen YouTube Desteği (Temel Seviye): </w:t>
+            </w:r>
+            <w:r>
+              <w:rPr>
+                <w:b/>
+                <w:sz w:val="15"/>
+              </w:rPr>
+              <w:t xml:space="preserve">Kanal: Sosyal Kale | </w:t>
+            </w:r>
+            <w:r>
+              <w:rPr>
+                <w:sz w:val="15"/>
+              </w:rPr>
+              <w:t>Odak: Kronolojik Hikayeleştirme &amp; Kavram Haritaları. Taktik: Mustafa Kemal'in askerlik ve fikir hayatını harita ve kronoloji üzerinden hocayla takip et.</w:t>
+            </w:r>
+          </w:p>
         </w:tc>
       </w:tr>
     </w:tbl>
@@ -2299,6 +2403,32 @@
                 <w:sz w:val="15"/>
               </w:rPr>
               <w:t>Din Kültürü netin: 6.00 (7 Doğru, 3 Yanlış, 0 Boş). Din Kültürü netin (6.00) potansiyelinin altında. Kavram karmaşası yaşanan [Kader ve Kaza İnancı (%67), İnsanın İradesi ve Kader (%50), Kader Kavramları (Ömür, Ecel, Rızık, Tevekkül) (%67)] alanlarına odaklan. Ömür, ecel, rızık, tevekkül, cüzi/külli irade kavramlarını sözlük kartlarına yazıp ezberle. Ayet-el Kürsi ana fikrine ve yasalara çalış.</w:t>
+            </w:r>
+          </w:p>
+          <w:p>
+            <w:pPr>
+              <w:spacing w:after="20"/>
+            </w:pPr>
+            <w:r>
+              <w:rPr>
+                <w:b/>
+                <w:color w:val="C0392B"/>
+                <w:sz w:val="15"/>
+              </w:rPr>
+              <w:t xml:space="preserve">📺 Önerilen YouTube Desteği (Orta Seviye): </w:t>
+            </w:r>
+            <w:r>
+              <w:rPr>
+                <w:b/>
+                <w:sz w:val="15"/>
+              </w:rPr>
+              <w:t xml:space="preserve">Kanal: Cebrail Hocam | </w:t>
+            </w:r>
+            <w:r>
+              <w:rPr>
+                <w:sz w:val="15"/>
+              </w:rPr>
+              <w:t>Odak: Ayet Yorumlama &amp; MEB Örnek Soruları. Taktik: Ayet-el Kürsi ana fikri ve evrensel yasalarla ilgili soru kalıplarını videoyla paralel çöz.</w:t>
             </w:r>
           </w:p>
         </w:tc>
@@ -2446,6 +2576,32 @@
                 <w:sz w:val="15"/>
               </w:rPr>
               <w:t>İngilizce branş netin: 0.67 (3 Doğru, 7 Yanlış, 0 Boş). İngilizce branşında 0.67 net ile hedefin gerisinde kalındı. Sıfır çektiğin [Davet Kartları / Mektupları (Invitation), Friendship Okuduğunu Anlama, Kişisel Özellikler / Sıfatlar (Qualities), Mazeret Bildirme ve Özür Dileme] soru kalıplarını tekrar et. Pekiştirilmesi gereken [Basit Sorular Sorma (Simple Inquiries) (%50)] kalıplarını çalış. Davet etme (Would you like...), kabul/ret ve mazeret kalıplarını ve Friendship sıfatlarını her gün 5 kelime kartıyla çalış. Rastgele işaretleme yapma.</w:t>
+            </w:r>
+          </w:p>
+          <w:p>
+            <w:pPr>
+              <w:spacing w:after="20"/>
+            </w:pPr>
+            <w:r>
+              <w:rPr>
+                <w:b/>
+                <w:color w:val="C0392B"/>
+                <w:sz w:val="15"/>
+              </w:rPr>
+              <w:t xml:space="preserve">📺 Önerilen YouTube Desteği (Temel Seviye): </w:t>
+            </w:r>
+            <w:r>
+              <w:rPr>
+                <w:b/>
+                <w:sz w:val="15"/>
+              </w:rPr>
+              <w:t xml:space="preserve">Kanal: Tonguç Akademi | </w:t>
+            </w:r>
+            <w:r>
+              <w:rPr>
+                <w:sz w:val="15"/>
+              </w:rPr>
+              <w:t>Odak: Temel Kelimeler &amp; Kalıp Cümleler. Taktik: Friendship ünitesi kelimelerini ve Türkçelerini sesli tekrar ederek kelime defterine geçir.</w:t>
             </w:r>
           </w:p>
         </w:tc>

--- a/exports/karneler/432_AHMET_NEVFEL_OZKAYA_Karne.docx
+++ b/exports/karneler/432_AHMET_NEVFEL_OZKAYA_Karne.docx
@@ -27,7 +27,7 @@
           <w:color w:val="646464"/>
           <w:sz w:val="17"/>
         </w:rPr>
-        <w:t>Deneme Sınavı: PARAF LGS 1 | Kurumsal Başarı ve Takip Sistemi</w:t>
+        <w:t>Deneme Sınavı: 2026-2027  NARTEST LGS 1 | Kurumsal Başarı ve Takip Sistemi</w:t>
       </w:r>
     </w:p>
     <w:tbl>
@@ -169,7 +169,7 @@
               <w:rPr>
                 <w:sz w:val="16"/>
               </w:rPr>
-              <w:t>28.34 Net / 281.13 Puan</w:t>
+              <w:t>40.66 Net / 311.01 Puan</w:t>
             </w:r>
           </w:p>
         </w:tc>
@@ -209,7 +209,7 @@
               <w:rPr>
                 <w:sz w:val="16"/>
               </w:rPr>
-              <w:t>Sınıf: 16/27 | Okul: 60/110 | TG: 8251 (Dilim: %79.67)</w:t>
+              <w:t>Sınıf: 17 / 28 | Okul: 34 / 56 | TG: 2412 (Dilim: %79.13)</w:t>
             </w:r>
           </w:p>
         </w:tc>
@@ -483,7 +483,7 @@
               <w:rPr>
                 <w:sz w:val="15"/>
               </w:rPr>
-              <w:t>10</w:t>
+              <w:t>12</w:t>
             </w:r>
           </w:p>
         </w:tc>
@@ -505,7 +505,7 @@
               <w:rPr>
                 <w:sz w:val="15"/>
               </w:rPr>
-              <w:t>10</w:t>
+              <w:t>8</w:t>
             </w:r>
           </w:p>
         </w:tc>
@@ -549,7 +549,7 @@
               <w:rPr>
                 <w:sz w:val="15"/>
               </w:rPr>
-              <w:t>6.67</w:t>
+              <w:t>9.33</w:t>
             </w:r>
           </w:p>
         </w:tc>
@@ -571,7 +571,7 @@
               <w:rPr>
                 <w:sz w:val="15"/>
               </w:rPr>
-              <w:t>%33.4</w:t>
+              <w:t>%46.7</w:t>
             </w:r>
           </w:p>
         </w:tc>
@@ -639,7 +639,7 @@
               <w:rPr>
                 <w:sz w:val="15"/>
               </w:rPr>
-              <w:t>3</w:t>
+              <w:t>5</w:t>
             </w:r>
           </w:p>
         </w:tc>
@@ -661,7 +661,7 @@
               <w:rPr>
                 <w:sz w:val="15"/>
               </w:rPr>
-              <w:t>4</w:t>
+              <w:t>5</w:t>
             </w:r>
           </w:p>
         </w:tc>
@@ -683,7 +683,7 @@
               <w:rPr>
                 <w:sz w:val="15"/>
               </w:rPr>
-              <w:t>3</w:t>
+              <w:t>0</w:t>
             </w:r>
           </w:p>
         </w:tc>
@@ -705,7 +705,7 @@
               <w:rPr>
                 <w:sz w:val="15"/>
               </w:rPr>
-              <w:t>1.67</w:t>
+              <w:t>3.33</w:t>
             </w:r>
           </w:p>
         </w:tc>
@@ -727,7 +727,7 @@
               <w:rPr>
                 <w:sz w:val="15"/>
               </w:rPr>
-              <w:t>%16.7</w:t>
+              <w:t>%33.3</w:t>
             </w:r>
           </w:p>
         </w:tc>
@@ -951,7 +951,7 @@
               <w:rPr>
                 <w:sz w:val="15"/>
               </w:rPr>
-              <w:t>3</w:t>
+              <w:t>9</w:t>
             </w:r>
           </w:p>
         </w:tc>
@@ -973,7 +973,7 @@
               <w:rPr>
                 <w:sz w:val="15"/>
               </w:rPr>
-              <w:t>7</w:t>
+              <w:t>1</w:t>
             </w:r>
           </w:p>
         </w:tc>
@@ -1017,7 +1017,7 @@
               <w:rPr>
                 <w:sz w:val="15"/>
               </w:rPr>
-              <w:t>0.67</w:t>
+              <w:t>8.67</w:t>
             </w:r>
           </w:p>
         </w:tc>
@@ -1039,7 +1039,7 @@
               <w:rPr>
                 <w:sz w:val="15"/>
               </w:rPr>
-              <w:t>%6.7</w:t>
+              <w:t>%86.7</w:t>
             </w:r>
           </w:p>
         </w:tc>
@@ -1107,7 +1107,7 @@
               <w:rPr>
                 <w:sz w:val="15"/>
               </w:rPr>
-              <w:t>8</w:t>
+              <w:t>9</w:t>
             </w:r>
           </w:p>
         </w:tc>
@@ -1129,7 +1129,7 @@
               <w:rPr>
                 <w:sz w:val="15"/>
               </w:rPr>
-              <w:t>12</w:t>
+              <w:t>11</w:t>
             </w:r>
           </w:p>
         </w:tc>
@@ -1173,7 +1173,7 @@
               <w:rPr>
                 <w:sz w:val="15"/>
               </w:rPr>
-              <w:t>4.00</w:t>
+              <w:t>5.33</w:t>
             </w:r>
           </w:p>
         </w:tc>
@@ -1195,7 +1195,7 @@
               <w:rPr>
                 <w:sz w:val="15"/>
               </w:rPr>
-              <w:t>%20.0</w:t>
+              <w:t>%26.7</w:t>
             </w:r>
           </w:p>
         </w:tc>
@@ -1263,7 +1263,7 @@
               <w:rPr>
                 <w:sz w:val="15"/>
               </w:rPr>
-              <w:t>12</w:t>
+              <w:t>11</w:t>
             </w:r>
           </w:p>
         </w:tc>
@@ -1285,7 +1285,7 @@
               <w:rPr>
                 <w:sz w:val="15"/>
               </w:rPr>
-              <w:t>8</w:t>
+              <w:t>9</w:t>
             </w:r>
           </w:p>
         </w:tc>
@@ -1329,7 +1329,7 @@
               <w:rPr>
                 <w:sz w:val="15"/>
               </w:rPr>
-              <w:t>9.33</w:t>
+              <w:t>8.00</w:t>
             </w:r>
           </w:p>
         </w:tc>
@@ -1351,7 +1351,7 @@
               <w:rPr>
                 <w:sz w:val="15"/>
               </w:rPr>
-              <w:t>%46.7</w:t>
+              <w:t>%40.0</w:t>
             </w:r>
           </w:p>
         </w:tc>
@@ -1425,7 +1425,7 @@
                 <w:b/>
                 <w:sz w:val="15"/>
               </w:rPr>
-              <w:t>43</w:t>
+              <w:t>53</w:t>
             </w:r>
           </w:p>
         </w:tc>
@@ -1449,7 +1449,7 @@
                 <w:b/>
                 <w:sz w:val="15"/>
               </w:rPr>
-              <w:t>44</w:t>
+              <w:t>37</w:t>
             </w:r>
           </w:p>
         </w:tc>
@@ -1473,7 +1473,7 @@
                 <w:b/>
                 <w:sz w:val="15"/>
               </w:rPr>
-              <w:t>3</w:t>
+              <w:t>0</w:t>
             </w:r>
           </w:p>
         </w:tc>
@@ -1497,7 +1497,7 @@
                 <w:b/>
                 <w:sz w:val="15"/>
               </w:rPr>
-              <w:t>28.34</w:t>
+              <w:t>40.66</w:t>
             </w:r>
           </w:p>
         </w:tc>
@@ -1521,7 +1521,629 @@
                 <w:b/>
                 <w:sz w:val="15"/>
               </w:rPr>
-              <w:t>%31.5</w:t>
+              <w:t>%45.2</w:t>
+            </w:r>
+          </w:p>
+        </w:tc>
+      </w:tr>
+    </w:tbl>
+    <w:p>
+      <w:pPr>
+        <w:spacing w:before="80" w:after="40"/>
+      </w:pPr>
+      <w:r>
+        <w:rPr>
+          <w:b/>
+          <w:color w:val="1F497D"/>
+          <w:sz w:val="18"/>
+        </w:rPr>
+        <w:t>1. DENEMELER ARASI GELİŞİM VE AKADEMİK DEĞİŞİM ANALİZİ (PARAF 1 ➔ NARTEST 1)</w:t>
+      </w:r>
+    </w:p>
+    <w:tbl>
+      <w:tblPr>
+        <w:tblW w:type="auto" w:w="0"/>
+        <w:jc w:val="center"/>
+        <w:tblLook w:firstColumn="1" w:firstRow="1" w:lastColumn="0" w:lastRow="0" w:noHBand="0" w:noVBand="1" w:val="04A0"/>
+        <w:tblBorders>
+          <w:top w:val="single" w:sz="4" w:space="0" w:color="B0C4DE"/>
+          <w:left w:val="single" w:sz="4" w:space="0" w:color="B0C4DE"/>
+          <w:bottom w:val="single" w:sz="4" w:space="0" w:color="B0C4DE"/>
+          <w:right w:val="single" w:sz="4" w:space="0" w:color="B0C4DE"/>
+          <w:insideH w:val="single" w:sz="4" w:space="0" w:color="B0C4DE"/>
+          <w:insideV w:val="single" w:sz="4" w:space="0" w:color="B0C4DE"/>
+        </w:tblBorders>
+      </w:tblPr>
+      <w:tblGrid>
+        <w:gridCol w:w="2160"/>
+        <w:gridCol w:w="2160"/>
+        <w:gridCol w:w="2160"/>
+        <w:gridCol w:w="2160"/>
+        <w:gridCol w:w="2160"/>
+      </w:tblGrid>
+      <w:tr>
+        <w:tc>
+          <w:tcPr>
+            <w:tcW w:type="dxa" w:w="2160"/>
+            <w:shd w:fill="1F497D"/>
+            <w:tcMar>
+              <w:top w:w="25" w:type="dxa"/>
+              <w:bottom w:w="25" w:type="dxa"/>
+              <w:left w:w="35" w:type="dxa"/>
+              <w:right w:w="35" w:type="dxa"/>
+            </w:tcMar>
+          </w:tcPr>
+          <w:p>
+            <w:pPr>
+              <w:jc w:val="left"/>
+            </w:pPr>
+            <w:r>
+              <w:rPr>
+                <w:b/>
+                <w:color w:val="FFFFFF"/>
+                <w:sz w:val="15"/>
+              </w:rPr>
+              <w:t>Değerlendirme Kriteri</w:t>
+            </w:r>
+          </w:p>
+        </w:tc>
+        <w:tc>
+          <w:tcPr>
+            <w:tcW w:type="dxa" w:w="2160"/>
+            <w:shd w:fill="1F497D"/>
+            <w:tcMar>
+              <w:top w:w="25" w:type="dxa"/>
+              <w:bottom w:w="25" w:type="dxa"/>
+              <w:left w:w="35" w:type="dxa"/>
+              <w:right w:w="35" w:type="dxa"/>
+            </w:tcMar>
+          </w:tcPr>
+          <w:p>
+            <w:pPr>
+              <w:jc w:val="center"/>
+            </w:pPr>
+            <w:r>
+              <w:rPr>
+                <w:b/>
+                <w:color w:val="FFFFFF"/>
+                <w:sz w:val="15"/>
+              </w:rPr>
+              <w:t>1. Deneme (PARAF)</w:t>
+            </w:r>
+          </w:p>
+        </w:tc>
+        <w:tc>
+          <w:tcPr>
+            <w:tcW w:type="dxa" w:w="2160"/>
+            <w:shd w:fill="1F497D"/>
+            <w:tcMar>
+              <w:top w:w="25" w:type="dxa"/>
+              <w:bottom w:w="25" w:type="dxa"/>
+              <w:left w:w="35" w:type="dxa"/>
+              <w:right w:w="35" w:type="dxa"/>
+            </w:tcMar>
+          </w:tcPr>
+          <w:p>
+            <w:pPr>
+              <w:jc w:val="center"/>
+            </w:pPr>
+            <w:r>
+              <w:rPr>
+                <w:b/>
+                <w:color w:val="FFFFFF"/>
+                <w:sz w:val="15"/>
+              </w:rPr>
+              <w:t>2. Deneme (NARTEST)</w:t>
+            </w:r>
+          </w:p>
+        </w:tc>
+        <w:tc>
+          <w:tcPr>
+            <w:tcW w:type="dxa" w:w="2160"/>
+            <w:shd w:fill="1F497D"/>
+            <w:tcMar>
+              <w:top w:w="25" w:type="dxa"/>
+              <w:bottom w:w="25" w:type="dxa"/>
+              <w:left w:w="35" w:type="dxa"/>
+              <w:right w:w="35" w:type="dxa"/>
+            </w:tcMar>
+          </w:tcPr>
+          <w:p>
+            <w:pPr>
+              <w:jc w:val="center"/>
+            </w:pPr>
+            <w:r>
+              <w:rPr>
+                <w:b/>
+                <w:color w:val="FFFFFF"/>
+                <w:sz w:val="15"/>
+              </w:rPr>
+              <w:t>Sınavlar Arası Fark</w:t>
+            </w:r>
+          </w:p>
+        </w:tc>
+        <w:tc>
+          <w:tcPr>
+            <w:tcW w:type="dxa" w:w="2160"/>
+            <w:shd w:fill="1F497D"/>
+            <w:tcMar>
+              <w:top w:w="25" w:type="dxa"/>
+              <w:bottom w:w="25" w:type="dxa"/>
+              <w:left w:w="35" w:type="dxa"/>
+              <w:right w:w="35" w:type="dxa"/>
+            </w:tcMar>
+          </w:tcPr>
+          <w:p>
+            <w:pPr>
+              <w:jc w:val="center"/>
+            </w:pPr>
+            <w:r>
+              <w:rPr>
+                <w:b/>
+                <w:color w:val="FFFFFF"/>
+                <w:sz w:val="15"/>
+              </w:rPr>
+              <w:t>Gelişim Durumu</w:t>
+            </w:r>
+          </w:p>
+        </w:tc>
+      </w:tr>
+      <w:tr>
+        <w:tc>
+          <w:tcPr>
+            <w:tcW w:type="dxa" w:w="2160"/>
+            <w:tcMar>
+              <w:top w:w="20" w:type="dxa"/>
+              <w:bottom w:w="20" w:type="dxa"/>
+              <w:left w:w="35" w:type="dxa"/>
+              <w:right w:w="35" w:type="dxa"/>
+            </w:tcMar>
+            <w:shd w:fill="F0F4F8"/>
+          </w:tcPr>
+          <w:p>
+            <w:pPr>
+              <w:jc w:val="left"/>
+            </w:pPr>
+            <w:r>
+              <w:rPr>
+                <w:sz w:val="15"/>
+              </w:rPr>
+              <w:t>Toplam Net</w:t>
+            </w:r>
+          </w:p>
+        </w:tc>
+        <w:tc>
+          <w:tcPr>
+            <w:tcW w:type="dxa" w:w="2160"/>
+            <w:tcMar>
+              <w:top w:w="20" w:type="dxa"/>
+              <w:bottom w:w="20" w:type="dxa"/>
+              <w:left w:w="35" w:type="dxa"/>
+              <w:right w:w="35" w:type="dxa"/>
+            </w:tcMar>
+            <w:shd w:fill="F0F4F8"/>
+          </w:tcPr>
+          <w:p>
+            <w:pPr>
+              <w:jc w:val="center"/>
+            </w:pPr>
+            <w:r>
+              <w:rPr>
+                <w:sz w:val="15"/>
+              </w:rPr>
+              <w:t>28.34 Net</w:t>
+            </w:r>
+          </w:p>
+        </w:tc>
+        <w:tc>
+          <w:tcPr>
+            <w:tcW w:type="dxa" w:w="2160"/>
+            <w:tcMar>
+              <w:top w:w="20" w:type="dxa"/>
+              <w:bottom w:w="20" w:type="dxa"/>
+              <w:left w:w="35" w:type="dxa"/>
+              <w:right w:w="35" w:type="dxa"/>
+            </w:tcMar>
+            <w:shd w:fill="F0F4F8"/>
+          </w:tcPr>
+          <w:p>
+            <w:pPr>
+              <w:jc w:val="center"/>
+            </w:pPr>
+            <w:r>
+              <w:rPr>
+                <w:sz w:val="15"/>
+              </w:rPr>
+              <w:t>40.66 Net</w:t>
+            </w:r>
+          </w:p>
+        </w:tc>
+        <w:tc>
+          <w:tcPr>
+            <w:tcW w:type="dxa" w:w="2160"/>
+            <w:tcMar>
+              <w:top w:w="20" w:type="dxa"/>
+              <w:bottom w:w="20" w:type="dxa"/>
+              <w:left w:w="35" w:type="dxa"/>
+              <w:right w:w="35" w:type="dxa"/>
+            </w:tcMar>
+            <w:shd w:fill="E8F8F5"/>
+          </w:tcPr>
+          <w:p>
+            <w:pPr>
+              <w:jc w:val="center"/>
+            </w:pPr>
+            <w:r>
+              <w:rPr>
+                <w:b/>
+                <w:sz w:val="15"/>
+              </w:rPr>
+              <w:t>+12.32 Net</w:t>
+            </w:r>
+          </w:p>
+        </w:tc>
+        <w:tc>
+          <w:tcPr>
+            <w:tcW w:type="dxa" w:w="2160"/>
+            <w:tcMar>
+              <w:top w:w="20" w:type="dxa"/>
+              <w:bottom w:w="20" w:type="dxa"/>
+              <w:left w:w="35" w:type="dxa"/>
+              <w:right w:w="35" w:type="dxa"/>
+            </w:tcMar>
+            <w:shd w:fill="F0F4F8"/>
+          </w:tcPr>
+          <w:p>
+            <w:pPr>
+              <w:jc w:val="center"/>
+            </w:pPr>
+            <w:r>
+              <w:rPr>
+                <w:sz w:val="15"/>
+              </w:rPr>
+              <w:t>🚀 Çok Güçlü İlerleme</w:t>
+            </w:r>
+          </w:p>
+        </w:tc>
+      </w:tr>
+      <w:tr>
+        <w:tc>
+          <w:tcPr>
+            <w:tcW w:type="dxa" w:w="2160"/>
+            <w:tcMar>
+              <w:top w:w="20" w:type="dxa"/>
+              <w:bottom w:w="20" w:type="dxa"/>
+              <w:left w:w="35" w:type="dxa"/>
+              <w:right w:w="35" w:type="dxa"/>
+            </w:tcMar>
+          </w:tcPr>
+          <w:p>
+            <w:pPr>
+              <w:jc w:val="left"/>
+            </w:pPr>
+            <w:r>
+              <w:rPr>
+                <w:sz w:val="15"/>
+              </w:rPr>
+              <w:t>LGS Puanı</w:t>
+            </w:r>
+          </w:p>
+        </w:tc>
+        <w:tc>
+          <w:tcPr>
+            <w:tcW w:type="dxa" w:w="2160"/>
+            <w:tcMar>
+              <w:top w:w="20" w:type="dxa"/>
+              <w:bottom w:w="20" w:type="dxa"/>
+              <w:left w:w="35" w:type="dxa"/>
+              <w:right w:w="35" w:type="dxa"/>
+            </w:tcMar>
+          </w:tcPr>
+          <w:p>
+            <w:pPr>
+              <w:jc w:val="center"/>
+            </w:pPr>
+            <w:r>
+              <w:rPr>
+                <w:sz w:val="15"/>
+              </w:rPr>
+              <w:t>281.13 Puan</w:t>
+            </w:r>
+          </w:p>
+        </w:tc>
+        <w:tc>
+          <w:tcPr>
+            <w:tcW w:type="dxa" w:w="2160"/>
+            <w:tcMar>
+              <w:top w:w="20" w:type="dxa"/>
+              <w:bottom w:w="20" w:type="dxa"/>
+              <w:left w:w="35" w:type="dxa"/>
+              <w:right w:w="35" w:type="dxa"/>
+            </w:tcMar>
+          </w:tcPr>
+          <w:p>
+            <w:pPr>
+              <w:jc w:val="center"/>
+            </w:pPr>
+            <w:r>
+              <w:rPr>
+                <w:sz w:val="15"/>
+              </w:rPr>
+              <w:t>311.01 Puan</w:t>
+            </w:r>
+          </w:p>
+        </w:tc>
+        <w:tc>
+          <w:tcPr>
+            <w:tcW w:type="dxa" w:w="2160"/>
+            <w:tcMar>
+              <w:top w:w="20" w:type="dxa"/>
+              <w:bottom w:w="20" w:type="dxa"/>
+              <w:left w:w="35" w:type="dxa"/>
+              <w:right w:w="35" w:type="dxa"/>
+            </w:tcMar>
+            <w:shd w:fill="E8F8F5"/>
+          </w:tcPr>
+          <w:p>
+            <w:pPr>
+              <w:jc w:val="center"/>
+            </w:pPr>
+            <w:r>
+              <w:rPr>
+                <w:b/>
+                <w:sz w:val="15"/>
+              </w:rPr>
+              <w:t>+29.88 Puan</w:t>
+            </w:r>
+          </w:p>
+        </w:tc>
+        <w:tc>
+          <w:tcPr>
+            <w:tcW w:type="dxa" w:w="2160"/>
+            <w:tcMar>
+              <w:top w:w="20" w:type="dxa"/>
+              <w:bottom w:w="20" w:type="dxa"/>
+              <w:left w:w="35" w:type="dxa"/>
+              <w:right w:w="35" w:type="dxa"/>
+            </w:tcMar>
+          </w:tcPr>
+          <w:p>
+            <w:pPr>
+              <w:jc w:val="center"/>
+            </w:pPr>
+            <w:r>
+              <w:rPr>
+                <w:sz w:val="15"/>
+              </w:rPr>
+              <w:t>Belirgin Puan Artışı</w:t>
+            </w:r>
+          </w:p>
+        </w:tc>
+      </w:tr>
+      <w:tr>
+        <w:tc>
+          <w:tcPr>
+            <w:tcW w:type="dxa" w:w="2160"/>
+            <w:tcMar>
+              <w:top w:w="20" w:type="dxa"/>
+              <w:bottom w:w="20" w:type="dxa"/>
+              <w:left w:w="35" w:type="dxa"/>
+              <w:right w:w="35" w:type="dxa"/>
+            </w:tcMar>
+          </w:tcPr>
+          <w:p>
+            <w:pPr>
+              <w:jc w:val="left"/>
+            </w:pPr>
+            <w:r>
+              <w:rPr>
+                <w:sz w:val="15"/>
+              </w:rPr>
+              <w:t>Sınıf Derecesi</w:t>
+            </w:r>
+          </w:p>
+        </w:tc>
+        <w:tc>
+          <w:tcPr>
+            <w:tcW w:type="dxa" w:w="2160"/>
+            <w:tcMar>
+              <w:top w:w="20" w:type="dxa"/>
+              <w:bottom w:w="20" w:type="dxa"/>
+              <w:left w:w="35" w:type="dxa"/>
+              <w:right w:w="35" w:type="dxa"/>
+            </w:tcMar>
+          </w:tcPr>
+          <w:p>
+            <w:pPr>
+              <w:jc w:val="center"/>
+            </w:pPr>
+            <w:r>
+              <w:rPr>
+                <w:sz w:val="15"/>
+              </w:rPr>
+              <w:t>16. Sıra / 27</w:t>
+            </w:r>
+          </w:p>
+        </w:tc>
+        <w:tc>
+          <w:tcPr>
+            <w:tcW w:type="dxa" w:w="2160"/>
+            <w:tcMar>
+              <w:top w:w="20" w:type="dxa"/>
+              <w:bottom w:w="20" w:type="dxa"/>
+              <w:left w:w="35" w:type="dxa"/>
+              <w:right w:w="35" w:type="dxa"/>
+            </w:tcMar>
+          </w:tcPr>
+          <w:p>
+            <w:pPr>
+              <w:jc w:val="center"/>
+            </w:pPr>
+            <w:r>
+              <w:rPr>
+                <w:sz w:val="15"/>
+              </w:rPr>
+              <w:t>17. Sıra / 28</w:t>
+            </w:r>
+          </w:p>
+        </w:tc>
+        <w:tc>
+          <w:tcPr>
+            <w:tcW w:type="dxa" w:w="2160"/>
+            <w:tcMar>
+              <w:top w:w="20" w:type="dxa"/>
+              <w:bottom w:w="20" w:type="dxa"/>
+              <w:left w:w="35" w:type="dxa"/>
+              <w:right w:w="35" w:type="dxa"/>
+            </w:tcMar>
+            <w:shd w:fill="FDEDEC"/>
+          </w:tcPr>
+          <w:p>
+            <w:pPr>
+              <w:jc w:val="center"/>
+            </w:pPr>
+            <w:r>
+              <w:rPr>
+                <w:b/>
+                <w:sz w:val="15"/>
+              </w:rPr>
+              <w:t>-1 Sıra Geriledi</w:t>
+            </w:r>
+          </w:p>
+        </w:tc>
+        <w:tc>
+          <w:tcPr>
+            <w:tcW w:type="dxa" w:w="2160"/>
+            <w:tcMar>
+              <w:top w:w="20" w:type="dxa"/>
+              <w:bottom w:w="20" w:type="dxa"/>
+              <w:left w:w="35" w:type="dxa"/>
+              <w:right w:w="35" w:type="dxa"/>
+            </w:tcMar>
+          </w:tcPr>
+          <w:p>
+            <w:pPr>
+              <w:jc w:val="center"/>
+            </w:pPr>
+            <w:r>
+              <w:rPr>
+                <w:sz w:val="15"/>
+              </w:rPr>
+              <w:t>Sınıf İçi Başarı</w:t>
+            </w:r>
+          </w:p>
+        </w:tc>
+      </w:tr>
+      <w:tr>
+        <w:tc>
+          <w:tcPr>
+            <w:tcW w:type="dxa" w:w="2160"/>
+            <w:tcMar>
+              <w:top w:w="20" w:type="dxa"/>
+              <w:bottom w:w="20" w:type="dxa"/>
+              <w:left w:w="35" w:type="dxa"/>
+              <w:right w:w="35" w:type="dxa"/>
+            </w:tcMar>
+          </w:tcPr>
+          <w:p>
+            <w:pPr>
+              <w:jc w:val="left"/>
+            </w:pPr>
+            <w:r>
+              <w:rPr>
+                <w:sz w:val="15"/>
+              </w:rPr>
+              <w:t>Okul Derecesi</w:t>
+            </w:r>
+          </w:p>
+        </w:tc>
+        <w:tc>
+          <w:tcPr>
+            <w:tcW w:type="dxa" w:w="2160"/>
+            <w:tcMar>
+              <w:top w:w="20" w:type="dxa"/>
+              <w:bottom w:w="20" w:type="dxa"/>
+              <w:left w:w="35" w:type="dxa"/>
+              <w:right w:w="35" w:type="dxa"/>
+            </w:tcMar>
+          </w:tcPr>
+          <w:p>
+            <w:pPr>
+              <w:jc w:val="center"/>
+            </w:pPr>
+            <w:r>
+              <w:rPr>
+                <w:sz w:val="15"/>
+              </w:rPr>
+              <w:t>60. Sıra / 110</w:t>
+            </w:r>
+          </w:p>
+        </w:tc>
+        <w:tc>
+          <w:tcPr>
+            <w:tcW w:type="dxa" w:w="2160"/>
+            <w:tcMar>
+              <w:top w:w="20" w:type="dxa"/>
+              <w:bottom w:w="20" w:type="dxa"/>
+              <w:left w:w="35" w:type="dxa"/>
+              <w:right w:w="35" w:type="dxa"/>
+            </w:tcMar>
+          </w:tcPr>
+          <w:p>
+            <w:pPr>
+              <w:jc w:val="center"/>
+            </w:pPr>
+            <w:r>
+              <w:rPr>
+                <w:sz w:val="15"/>
+              </w:rPr>
+              <w:t>34. Sıra / 56</w:t>
+            </w:r>
+          </w:p>
+        </w:tc>
+        <w:tc>
+          <w:tcPr>
+            <w:tcW w:type="dxa" w:w="2160"/>
+            <w:tcMar>
+              <w:top w:w="20" w:type="dxa"/>
+              <w:bottom w:w="20" w:type="dxa"/>
+              <w:left w:w="35" w:type="dxa"/>
+              <w:right w:w="35" w:type="dxa"/>
+            </w:tcMar>
+            <w:shd w:fill="E8F8F5"/>
+          </w:tcPr>
+          <w:p>
+            <w:pPr>
+              <w:jc w:val="center"/>
+            </w:pPr>
+            <w:r>
+              <w:rPr>
+                <w:b/>
+                <w:sz w:val="15"/>
+              </w:rPr>
+              <w:t>+26 Sıra Yükseldi</w:t>
+            </w:r>
+          </w:p>
+        </w:tc>
+        <w:tc>
+          <w:tcPr>
+            <w:tcW w:type="dxa" w:w="2160"/>
+            <w:tcMar>
+              <w:top w:w="20" w:type="dxa"/>
+              <w:bottom w:w="20" w:type="dxa"/>
+              <w:left w:w="35" w:type="dxa"/>
+              <w:right w:w="35" w:type="dxa"/>
+            </w:tcMar>
+          </w:tcPr>
+          <w:p>
+            <w:pPr>
+              <w:jc w:val="center"/>
+            </w:pPr>
+            <w:r>
+              <w:rPr>
+                <w:sz w:val="15"/>
+              </w:rPr>
+              <w:t>Okul İçi Başarı</w:t>
             </w:r>
           </w:p>
         </w:tc>
@@ -1535,9 +2157,568 @@
         <w:rPr>
           <w:b/>
           <w:color w:val="006666"/>
+          <w:sz w:val="16"/>
+        </w:rPr>
+        <w:t>Branş Bazlı Net Değişim Tablosu:</w:t>
+      </w:r>
+    </w:p>
+    <w:tbl>
+      <w:tblPr>
+        <w:tblW w:type="auto" w:w="0"/>
+        <w:jc w:val="center"/>
+        <w:tblLook w:firstColumn="1" w:firstRow="1" w:lastColumn="0" w:lastRow="0" w:noHBand="0" w:noVBand="1" w:val="04A0"/>
+        <w:tblBorders>
+          <w:top w:val="single" w:sz="4" w:space="0" w:color="B0C4DE"/>
+          <w:left w:val="single" w:sz="4" w:space="0" w:color="B0C4DE"/>
+          <w:bottom w:val="single" w:sz="4" w:space="0" w:color="B0C4DE"/>
+          <w:right w:val="single" w:sz="4" w:space="0" w:color="B0C4DE"/>
+          <w:insideH w:val="single" w:sz="4" w:space="0" w:color="B0C4DE"/>
+          <w:insideV w:val="single" w:sz="4" w:space="0" w:color="B0C4DE"/>
+        </w:tblBorders>
+      </w:tblPr>
+      <w:tblGrid>
+        <w:gridCol w:w="1543"/>
+        <w:gridCol w:w="1543"/>
+        <w:gridCol w:w="1543"/>
+        <w:gridCol w:w="1543"/>
+        <w:gridCol w:w="1543"/>
+        <w:gridCol w:w="1543"/>
+        <w:gridCol w:w="1543"/>
+      </w:tblGrid>
+      <w:tr>
+        <w:tc>
+          <w:tcPr>
+            <w:tcW w:type="dxa" w:w="1543"/>
+            <w:shd w:fill="1F497D"/>
+            <w:tcMar>
+              <w:top w:w="20" w:type="dxa"/>
+              <w:bottom w:w="20" w:type="dxa"/>
+              <w:left w:w="30" w:type="dxa"/>
+              <w:right w:w="30" w:type="dxa"/>
+            </w:tcMar>
+          </w:tcPr>
+          <w:p>
+            <w:pPr>
+              <w:jc w:val="center"/>
+            </w:pPr>
+            <w:r>
+              <w:rPr>
+                <w:b/>
+                <w:color w:val="FFFFFF"/>
+                <w:sz w:val="15"/>
+              </w:rPr>
+              <w:t>Deneme Sınavı</w:t>
+            </w:r>
+          </w:p>
+        </w:tc>
+        <w:tc>
+          <w:tcPr>
+            <w:tcW w:type="dxa" w:w="1543"/>
+            <w:shd w:fill="1F497D"/>
+            <w:tcMar>
+              <w:top w:w="20" w:type="dxa"/>
+              <w:bottom w:w="20" w:type="dxa"/>
+              <w:left w:w="30" w:type="dxa"/>
+              <w:right w:w="30" w:type="dxa"/>
+            </w:tcMar>
+          </w:tcPr>
+          <w:p>
+            <w:pPr>
+              <w:jc w:val="center"/>
+            </w:pPr>
+            <w:r>
+              <w:rPr>
+                <w:b/>
+                <w:color w:val="FFFFFF"/>
+                <w:sz w:val="15"/>
+              </w:rPr>
+              <w:t>Türkçe</w:t>
+            </w:r>
+          </w:p>
+        </w:tc>
+        <w:tc>
+          <w:tcPr>
+            <w:tcW w:type="dxa" w:w="1543"/>
+            <w:shd w:fill="1F497D"/>
+            <w:tcMar>
+              <w:top w:w="20" w:type="dxa"/>
+              <w:bottom w:w="20" w:type="dxa"/>
+              <w:left w:w="30" w:type="dxa"/>
+              <w:right w:w="30" w:type="dxa"/>
+            </w:tcMar>
+          </w:tcPr>
+          <w:p>
+            <w:pPr>
+              <w:jc w:val="center"/>
+            </w:pPr>
+            <w:r>
+              <w:rPr>
+                <w:b/>
+                <w:color w:val="FFFFFF"/>
+                <w:sz w:val="15"/>
+              </w:rPr>
+              <w:t>İnkılap</w:t>
+            </w:r>
+          </w:p>
+        </w:tc>
+        <w:tc>
+          <w:tcPr>
+            <w:tcW w:type="dxa" w:w="1543"/>
+            <w:shd w:fill="1F497D"/>
+            <w:tcMar>
+              <w:top w:w="20" w:type="dxa"/>
+              <w:bottom w:w="20" w:type="dxa"/>
+              <w:left w:w="30" w:type="dxa"/>
+              <w:right w:w="30" w:type="dxa"/>
+            </w:tcMar>
+          </w:tcPr>
+          <w:p>
+            <w:pPr>
+              <w:jc w:val="center"/>
+            </w:pPr>
+            <w:r>
+              <w:rPr>
+                <w:b/>
+                <w:color w:val="FFFFFF"/>
+                <w:sz w:val="15"/>
+              </w:rPr>
+              <w:t>Din Kül.</w:t>
+            </w:r>
+          </w:p>
+        </w:tc>
+        <w:tc>
+          <w:tcPr>
+            <w:tcW w:type="dxa" w:w="1543"/>
+            <w:shd w:fill="1F497D"/>
+            <w:tcMar>
+              <w:top w:w="20" w:type="dxa"/>
+              <w:bottom w:w="20" w:type="dxa"/>
+              <w:left w:w="30" w:type="dxa"/>
+              <w:right w:w="30" w:type="dxa"/>
+            </w:tcMar>
+          </w:tcPr>
+          <w:p>
+            <w:pPr>
+              <w:jc w:val="center"/>
+            </w:pPr>
+            <w:r>
+              <w:rPr>
+                <w:b/>
+                <w:color w:val="FFFFFF"/>
+                <w:sz w:val="15"/>
+              </w:rPr>
+              <w:t>İngilizce</w:t>
+            </w:r>
+          </w:p>
+        </w:tc>
+        <w:tc>
+          <w:tcPr>
+            <w:tcW w:type="dxa" w:w="1543"/>
+            <w:shd w:fill="1F497D"/>
+            <w:tcMar>
+              <w:top w:w="20" w:type="dxa"/>
+              <w:bottom w:w="20" w:type="dxa"/>
+              <w:left w:w="30" w:type="dxa"/>
+              <w:right w:w="30" w:type="dxa"/>
+            </w:tcMar>
+          </w:tcPr>
+          <w:p>
+            <w:pPr>
+              <w:jc w:val="center"/>
+            </w:pPr>
+            <w:r>
+              <w:rPr>
+                <w:b/>
+                <w:color w:val="FFFFFF"/>
+                <w:sz w:val="15"/>
+              </w:rPr>
+              <w:t>Matematik</w:t>
+            </w:r>
+          </w:p>
+        </w:tc>
+        <w:tc>
+          <w:tcPr>
+            <w:tcW w:type="dxa" w:w="1543"/>
+            <w:shd w:fill="1F497D"/>
+            <w:tcMar>
+              <w:top w:w="20" w:type="dxa"/>
+              <w:bottom w:w="20" w:type="dxa"/>
+              <w:left w:w="30" w:type="dxa"/>
+              <w:right w:w="30" w:type="dxa"/>
+            </w:tcMar>
+          </w:tcPr>
+          <w:p>
+            <w:pPr>
+              <w:jc w:val="center"/>
+            </w:pPr>
+            <w:r>
+              <w:rPr>
+                <w:b/>
+                <w:color w:val="FFFFFF"/>
+                <w:sz w:val="15"/>
+              </w:rPr>
+              <w:t>Fen Bil.</w:t>
+            </w:r>
+          </w:p>
+        </w:tc>
+      </w:tr>
+      <w:tr>
+        <w:tc>
+          <w:tcPr>
+            <w:tcW w:type="dxa" w:w="1543"/>
+            <w:tcMar>
+              <w:top w:w="15" w:type="dxa"/>
+              <w:bottom w:w="15" w:type="dxa"/>
+              <w:left w:w="25" w:type="dxa"/>
+              <w:right w:w="25" w:type="dxa"/>
+            </w:tcMar>
+          </w:tcPr>
+          <w:p>
+            <w:pPr>
+              <w:jc w:val="center"/>
+            </w:pPr>
+            <w:r>
+              <w:rPr>
+                <w:sz w:val="15"/>
+              </w:rPr>
+              <w:t>1. PARAF LGS 1</w:t>
+            </w:r>
+          </w:p>
+        </w:tc>
+        <w:tc>
+          <w:tcPr>
+            <w:tcW w:type="dxa" w:w="1543"/>
+            <w:tcMar>
+              <w:top w:w="15" w:type="dxa"/>
+              <w:bottom w:w="15" w:type="dxa"/>
+              <w:left w:w="25" w:type="dxa"/>
+              <w:right w:w="25" w:type="dxa"/>
+            </w:tcMar>
+          </w:tcPr>
+          <w:p>
+            <w:pPr>
+              <w:jc w:val="center"/>
+            </w:pPr>
+            <w:r>
+              <w:rPr>
+                <w:sz w:val="15"/>
+              </w:rPr>
+              <w:t>6.67</w:t>
+            </w:r>
+          </w:p>
+        </w:tc>
+        <w:tc>
+          <w:tcPr>
+            <w:tcW w:type="dxa" w:w="1543"/>
+            <w:tcMar>
+              <w:top w:w="15" w:type="dxa"/>
+              <w:bottom w:w="15" w:type="dxa"/>
+              <w:left w:w="25" w:type="dxa"/>
+              <w:right w:w="25" w:type="dxa"/>
+            </w:tcMar>
+          </w:tcPr>
+          <w:p>
+            <w:pPr>
+              <w:jc w:val="center"/>
+            </w:pPr>
+            <w:r>
+              <w:rPr>
+                <w:sz w:val="15"/>
+              </w:rPr>
+              <w:t>1.67</w:t>
+            </w:r>
+          </w:p>
+        </w:tc>
+        <w:tc>
+          <w:tcPr>
+            <w:tcW w:type="dxa" w:w="1543"/>
+            <w:tcMar>
+              <w:top w:w="15" w:type="dxa"/>
+              <w:bottom w:w="15" w:type="dxa"/>
+              <w:left w:w="25" w:type="dxa"/>
+              <w:right w:w="25" w:type="dxa"/>
+            </w:tcMar>
+          </w:tcPr>
+          <w:p>
+            <w:pPr>
+              <w:jc w:val="center"/>
+            </w:pPr>
+            <w:r>
+              <w:rPr>
+                <w:sz w:val="15"/>
+              </w:rPr>
+              <w:t>6.00</w:t>
+            </w:r>
+          </w:p>
+        </w:tc>
+        <w:tc>
+          <w:tcPr>
+            <w:tcW w:type="dxa" w:w="1543"/>
+            <w:tcMar>
+              <w:top w:w="15" w:type="dxa"/>
+              <w:bottom w:w="15" w:type="dxa"/>
+              <w:left w:w="25" w:type="dxa"/>
+              <w:right w:w="25" w:type="dxa"/>
+            </w:tcMar>
+          </w:tcPr>
+          <w:p>
+            <w:pPr>
+              <w:jc w:val="center"/>
+            </w:pPr>
+            <w:r>
+              <w:rPr>
+                <w:sz w:val="15"/>
+              </w:rPr>
+              <w:t>0.67</w:t>
+            </w:r>
+          </w:p>
+        </w:tc>
+        <w:tc>
+          <w:tcPr>
+            <w:tcW w:type="dxa" w:w="1543"/>
+            <w:tcMar>
+              <w:top w:w="15" w:type="dxa"/>
+              <w:bottom w:w="15" w:type="dxa"/>
+              <w:left w:w="25" w:type="dxa"/>
+              <w:right w:w="25" w:type="dxa"/>
+            </w:tcMar>
+          </w:tcPr>
+          <w:p>
+            <w:pPr>
+              <w:jc w:val="center"/>
+            </w:pPr>
+            <w:r>
+              <w:rPr>
+                <w:sz w:val="15"/>
+              </w:rPr>
+              <w:t>4.00</w:t>
+            </w:r>
+          </w:p>
+        </w:tc>
+        <w:tc>
+          <w:tcPr>
+            <w:tcW w:type="dxa" w:w="1543"/>
+            <w:tcMar>
+              <w:top w:w="15" w:type="dxa"/>
+              <w:bottom w:w="15" w:type="dxa"/>
+              <w:left w:w="25" w:type="dxa"/>
+              <w:right w:w="25" w:type="dxa"/>
+            </w:tcMar>
+          </w:tcPr>
+          <w:p>
+            <w:pPr>
+              <w:jc w:val="center"/>
+            </w:pPr>
+            <w:r>
+              <w:rPr>
+                <w:sz w:val="15"/>
+              </w:rPr>
+              <w:t>9.33</w:t>
+            </w:r>
+          </w:p>
+        </w:tc>
+      </w:tr>
+      <w:tr>
+        <w:tc>
+          <w:tcPr>
+            <w:tcW w:type="dxa" w:w="1543"/>
+            <w:tcMar>
+              <w:top w:w="15" w:type="dxa"/>
+              <w:bottom w:w="15" w:type="dxa"/>
+              <w:left w:w="25" w:type="dxa"/>
+              <w:right w:w="25" w:type="dxa"/>
+            </w:tcMar>
+          </w:tcPr>
+          <w:p>
+            <w:pPr>
+              <w:jc w:val="center"/>
+            </w:pPr>
+            <w:r>
+              <w:rPr>
+                <w:b/>
+                <w:sz w:val="15"/>
+              </w:rPr>
+              <w:t>Net Farkı (+/-)</w:t>
+            </w:r>
+          </w:p>
+        </w:tc>
+        <w:tc>
+          <w:tcPr>
+            <w:tcW w:type="dxa" w:w="1543"/>
+            <w:tcMar>
+              <w:top w:w="15" w:type="dxa"/>
+              <w:bottom w:w="15" w:type="dxa"/>
+              <w:left w:w="25" w:type="dxa"/>
+              <w:right w:w="25" w:type="dxa"/>
+            </w:tcMar>
+            <w:shd w:fill="E8F8F5"/>
+          </w:tcPr>
+          <w:p>
+            <w:pPr>
+              <w:jc w:val="center"/>
+            </w:pPr>
+            <w:r>
+              <w:rPr>
+                <w:b/>
+                <w:sz w:val="15"/>
+              </w:rPr>
+              <w:t>+2.66</w:t>
+            </w:r>
+          </w:p>
+        </w:tc>
+        <w:tc>
+          <w:tcPr>
+            <w:tcW w:type="dxa" w:w="1543"/>
+            <w:tcMar>
+              <w:top w:w="15" w:type="dxa"/>
+              <w:bottom w:w="15" w:type="dxa"/>
+              <w:left w:w="25" w:type="dxa"/>
+              <w:right w:w="25" w:type="dxa"/>
+            </w:tcMar>
+            <w:shd w:fill="E8F8F5"/>
+          </w:tcPr>
+          <w:p>
+            <w:pPr>
+              <w:jc w:val="center"/>
+            </w:pPr>
+            <w:r>
+              <w:rPr>
+                <w:b/>
+                <w:sz w:val="15"/>
+              </w:rPr>
+              <w:t>+1.66</w:t>
+            </w:r>
+          </w:p>
+        </w:tc>
+        <w:tc>
+          <w:tcPr>
+            <w:tcW w:type="dxa" w:w="1543"/>
+            <w:tcMar>
+              <w:top w:w="15" w:type="dxa"/>
+              <w:bottom w:w="15" w:type="dxa"/>
+              <w:left w:w="25" w:type="dxa"/>
+              <w:right w:w="25" w:type="dxa"/>
+            </w:tcMar>
+          </w:tcPr>
+          <w:p>
+            <w:pPr>
+              <w:jc w:val="center"/>
+            </w:pPr>
+            <w:r>
+              <w:rPr>
+                <w:b/>
+                <w:sz w:val="15"/>
+              </w:rPr>
+              <w:t>+0.00</w:t>
+            </w:r>
+          </w:p>
+        </w:tc>
+        <w:tc>
+          <w:tcPr>
+            <w:tcW w:type="dxa" w:w="1543"/>
+            <w:tcMar>
+              <w:top w:w="15" w:type="dxa"/>
+              <w:bottom w:w="15" w:type="dxa"/>
+              <w:left w:w="25" w:type="dxa"/>
+              <w:right w:w="25" w:type="dxa"/>
+            </w:tcMar>
+            <w:shd w:fill="E8F8F5"/>
+          </w:tcPr>
+          <w:p>
+            <w:pPr>
+              <w:jc w:val="center"/>
+            </w:pPr>
+            <w:r>
+              <w:rPr>
+                <w:b/>
+                <w:sz w:val="15"/>
+              </w:rPr>
+              <w:t>+8.00</w:t>
+            </w:r>
+          </w:p>
+        </w:tc>
+        <w:tc>
+          <w:tcPr>
+            <w:tcW w:type="dxa" w:w="1543"/>
+            <w:tcMar>
+              <w:top w:w="15" w:type="dxa"/>
+              <w:bottom w:w="15" w:type="dxa"/>
+              <w:left w:w="25" w:type="dxa"/>
+              <w:right w:w="25" w:type="dxa"/>
+            </w:tcMar>
+            <w:shd w:fill="E8F8F5"/>
+          </w:tcPr>
+          <w:p>
+            <w:pPr>
+              <w:jc w:val="center"/>
+            </w:pPr>
+            <w:r>
+              <w:rPr>
+                <w:b/>
+                <w:sz w:val="15"/>
+              </w:rPr>
+              <w:t>+1.33</w:t>
+            </w:r>
+          </w:p>
+        </w:tc>
+        <w:tc>
+          <w:tcPr>
+            <w:tcW w:type="dxa" w:w="1543"/>
+            <w:tcMar>
+              <w:top w:w="15" w:type="dxa"/>
+              <w:bottom w:w="15" w:type="dxa"/>
+              <w:left w:w="25" w:type="dxa"/>
+              <w:right w:w="25" w:type="dxa"/>
+            </w:tcMar>
+            <w:shd w:fill="FDEDEC"/>
+          </w:tcPr>
+          <w:p>
+            <w:pPr>
+              <w:jc w:val="center"/>
+            </w:pPr>
+            <w:r>
+              <w:rPr>
+                <w:b/>
+                <w:sz w:val="15"/>
+              </w:rPr>
+              <w:t>-1.33</w:t>
+            </w:r>
+          </w:p>
+        </w:tc>
+      </w:tr>
+    </w:tbl>
+    <w:p>
+      <w:pPr>
+        <w:spacing w:before="40" w:after="40"/>
+      </w:pPr>
+      <w:r>
+        <w:rPr>
+          <w:b/>
+          <w:color w:val="0E6655"/>
+          <w:sz w:val="16"/>
+        </w:rPr>
+        <w:t xml:space="preserve">⭐ En Yüksek Artış: İngilizce (+8.00 Net)  |  </w:t>
+      </w:r>
+      <w:r>
+        <w:rPr>
+          <w:b/>
+          <w:color w:val="B41414"/>
+          <w:sz w:val="16"/>
+        </w:rPr>
+        <w:t>⚠️ Takip / Müdahale Alanı: Fen Bilimleri (-1.33 Net)</w:t>
+      </w:r>
+    </w:p>
+    <w:p>
+      <w:pPr>
+        <w:spacing w:before="60" w:after="20"/>
+      </w:pPr>
+      <w:r>
+        <w:rPr>
+          <w:b/>
+          <w:color w:val="006666"/>
           <w:sz w:val="18"/>
         </w:rPr>
-        <w:t>1. GENEL KAZANIM BAŞARI VE EKSİK ENVANTERİ</w:t>
+        <w:t>2. GENEL KAZANIM BAŞARI VE EKSİK ENVANTERİ</w:t>
       </w:r>
     </w:p>
     <w:p>
@@ -1557,7 +2738,7 @@
           <w:color w:val="B41414"/>
           <w:sz w:val="16"/>
         </w:rPr>
-        <w:t>Türkçe: Cümle Yorumlama-Örtülü Anlam, Türkçe: Öznel ve Nesnel Anlatımlı Cümleler, Türkçe: FİİLİMSİLER, Türkçe: Soru-Cevap, Türkçe: Büyük Harflerin Kullanıldığı Yerler, Türkçe: Konu-Başlık, Türkçe: Metin Tamamlama-Metin Oluşturma, İnkılap Tarihi: Uyanan Avrupa ve Sarsılan Osmanlı, İnkılap Tarihi: Buhranlar Büyük Kahramanlar Doğurur, İngilizce: Invitation Cards and Letters, İngilizce: Understanding Texts on Friendship, İngilizce: Some Qualities of a True Friend, İngilizce: Making an Excuse and Apologizing, Matematik: Verilen İki Doğal Sayının Aralarında Asal Olup Olmadığını Belirler.</w:t>
+        <w:t>Türkçe: Deyimler ve Atasözleri, Türkçe: Paragrafta Konu ve Başlık, Türkçe: Paragrafta Ana Düşünce, Türkçe: Düşünceyi Geliştirme Yolları, İnkılap Tarihi: M. Kemal'in Çocukluk Dönemi ve Öğrenim Hayatı, İngilizce: Soru Cümlesi, Fen Bilimleri: DNA'nı Eşlenmesi</w:t>
       </w:r>
     </w:p>
     <w:p>
@@ -1576,7 +2757,7 @@
         <w:rPr>
           <w:sz w:val="16"/>
         </w:rPr>
-        <w:t>İnkılap Tarihi: Adım Adım Liderliğe (%33), Matematik: İki Doğal Sayının En Büyük Ortak Bölenini (Ebob) ve En Küçük Ortak Katını (Ekok) Hesaplar, İlgili Problemleri Çözer. (%14), Fen Bilimleri: Mevsimlerin Oluşumu (%43)</w:t>
+        <w:t>Din Kültürü: İnsanın Özgürlüğü Ve Sorumluluğu (%33), Matematik: Çarpanlar ve Katlar (%43), Matematik: Ebob-Ekok Problemleri (%25)</w:t>
       </w:r>
     </w:p>
     <w:p>
@@ -1596,7 +2777,7 @@
           <w:color w:val="0E6655"/>
           <w:sz w:val="16"/>
         </w:rPr>
-        <w:t>12 adet kazanımda %100 tam başarı sağlandı.</w:t>
+        <w:t>11 adet kazanımda %100 tam başarı sağlandı.</w:t>
       </w:r>
     </w:p>
     <w:p>
@@ -1609,7 +2790,7 @@
           <w:color w:val="1F497D"/>
           <w:sz w:val="18"/>
         </w:rPr>
-        <w:t>2. TÜM DERSLER İÇİN KİŞİSELLEŞTİRİLMİŞ BRANŞ GELİŞİM REÇETELERİ</w:t>
+        <w:t>3. TÜM DERSLER İÇİN KİŞİSELLEŞTİRİLMİŞ BRANŞ GELİŞİM REÇETELERİ</w:t>
       </w:r>
     </w:p>
     <w:tbl>
@@ -1659,7 +2840,7 @@
                 <w:color w:val="3C3C3C"/>
                 <w:sz w:val="15"/>
               </w:rPr>
-              <w:t>[Net: 9.33 | D: 12 | Y: 8 | B: 0 | Başarı: %46.7]</w:t>
+              <w:t>[Net: 8.00 | D: 11 | Y: 9 | B: 0 | Başarı: %40.0]</w:t>
             </w:r>
           </w:p>
         </w:tc>
@@ -1691,7 +2872,26 @@
               <w:rPr>
                 <w:sz w:val="15"/>
               </w:rPr>
-              <w:t>Mevsimlerin Oluşumu: %42.9 | İklim ve Hava Hareketleri: %100.0</w:t>
+              <w:t>Mevsimlerin Oluşumu: %50.0 | DNA ve Genetik Kod: %100.0 | İklim ve Hava Olayları: %60.0 | DNA ve Yapısı: %66.7 | DNA'nı Eşlenmesi: %0.0</w:t>
+            </w:r>
+          </w:p>
+          <w:p>
+            <w:pPr>
+              <w:spacing w:after="20"/>
+            </w:pPr>
+            <w:r>
+              <w:rPr>
+                <w:b/>
+                <w:color w:val="B41414"/>
+                <w:sz w:val="15"/>
+              </w:rPr>
+              <w:t xml:space="preserve">🔴 Sıfır Çekilen Kazanımlar (%0): </w:t>
+            </w:r>
+            <w:r>
+              <w:rPr>
+                <w:sz w:val="15"/>
+              </w:rPr>
+              <w:t>DNA'nı Eşlenmesi</w:t>
             </w:r>
           </w:p>
           <w:p>
@@ -1710,7 +2910,7 @@
               <w:rPr>
                 <w:sz w:val="15"/>
               </w:rPr>
-              <w:t>Mevsimlerin Oluşumu (%43)</w:t>
+              <w:t>Mevsimlerin Oluşumu (%50), İklim ve Hava Olayları (%60), DNA ve Yapısı (%67)</w:t>
             </w:r>
           </w:p>
           <w:p>
@@ -1729,7 +2929,7 @@
               <w:rPr>
                 <w:sz w:val="15"/>
               </w:rPr>
-              <w:t>Fen Bilimleri netin: 9.33 (12 Doğru, 8 Yanlış, 0 Boş). Sağlam bir altyapın var ancak 8 yanlış netini aşağı çekmiş. Özellikle 'Mevsimlerin Oluşumu' konusundaki (%43) 21 Haziran/21 Aralık gün dönümleri ve birim alana düşen enerji miktarı şemalarını 3D simülasyonla tekrar etmelisin. Deney sorularında bağımsız değişkeni kenara yaz; haftalık 45 fen sorusu çöz.</w:t>
+              <w:t>Fen Bilimleri netin: 8.00 (11 Doğru, 9 Yanlış, 0 Boş). Fen Bilimleri dersi öncelikli müdahale alanındır (8.00 Net, 9 Yanlış). Kesin Kural: Emin olmadığın soruları rastgele tahminle işaretleme; bilmediğini boş bırakmak dahi netini hemen yükseltecektir. Haftalık 30 temel seviye kazanım sorusu çöz ve yapamadığın her soruyu öğretmenine sor.</w:t>
             </w:r>
           </w:p>
           <w:p>
@@ -1813,7 +3013,7 @@
                 <w:color w:val="3C3C3C"/>
                 <w:sz w:val="15"/>
               </w:rPr>
-              <w:t>[Net: 4.00 | D: 8 | Y: 12 | B: 0 | Başarı: %20.0]</w:t>
+              <w:t>[Net: 5.33 | D: 9 | Y: 11 | B: 0 | Başarı: %26.7]</w:t>
             </w:r>
           </w:p>
         </w:tc>
@@ -1845,26 +3045,7 @@
               <w:rPr>
                 <w:sz w:val="15"/>
               </w:rPr>
-              <w:t>Çarpanlar ve Katlar / Asal Çarpanlar: %75 | EBOB-EKOK Problemleri: %14 | Üslü İfadeler Temel Kuralları: %75 | Aralarında Asal Sayılar: %0 | Tam Sayı Kuvvetleri (Negatif Üs): %50</w:t>
-            </w:r>
-          </w:p>
-          <w:p>
-            <w:pPr>
-              <w:spacing w:after="20"/>
-            </w:pPr>
-            <w:r>
-              <w:rPr>
-                <w:b/>
-                <w:color w:val="B41414"/>
-                <w:sz w:val="15"/>
-              </w:rPr>
-              <w:t xml:space="preserve">🔴 Sıfır Çekilen Kazanımlar (%0): </w:t>
-            </w:r>
-            <w:r>
-              <w:rPr>
-                <w:sz w:val="15"/>
-              </w:rPr>
-              <w:t>Aralarında Asal Sayılar</w:t>
+              <w:t>Çarpanlar ve Katlar: %43 | Ebob-Ekok Problemleri: %25 | Üslü İfadeler: %56</w:t>
             </w:r>
           </w:p>
           <w:p>
@@ -1883,7 +3064,7 @@
               <w:rPr>
                 <w:sz w:val="15"/>
               </w:rPr>
-              <w:t>Çarpanlar ve Katlar / Asal Çarpanlar (%75), EBOB-EKOK Problemleri (%14), Üslü İfadeler Temel Kuralları (%75), Tam Sayı Kuvvetleri (Negatif Üs) (%50)</w:t>
+              <w:t>Çarpanlar ve Katlar (%43), Ebob-Ekok Problemleri (%25), Üslü İfadeler (%56)</w:t>
             </w:r>
           </w:p>
           <w:p>
@@ -1902,7 +3083,7 @@
               <w:rPr>
                 <w:sz w:val="15"/>
               </w:rPr>
-              <w:t xml:space="preserve">Matematik netin: 4.00 (8 Doğru, 12 Yanlış, 0 Boş). Matematik dersi LGS başarında en kritik sıçrama alanındır (4.00 Net, 12 Yanlış). Stratejik Kural: Bilmediğin soruyu boş bırakmak 0.33 net kazandırır; rastgele tahmin yapmayı derhal bırak! Öncelikle [Aralarında Asal Sayılar, Çarpanlar ve Katlar / Asal Çarpanlar] konularındaki temel kazanım kavrama testlerini çöz. </w:t>
+              <w:t xml:space="preserve">Matematik netin: 5.33 (9 Doğru, 11 Yanlış, 0 Boş). Matematik dersi LGS başarında en kritik sıçrama alanındır (5.33 Net, 11 Yanlış). Stratejik Kural: Bilmediğin soruyu boş bırakmak 0.33 net kazandırır; rastgele tahmin yapmayı derhal bırak! Öncelikle [Çarpanlar ve Katlar, Ebob-Ekok Problemleri] konularındaki temel kazanım kavrama testlerini çöz. </w:t>
             </w:r>
           </w:p>
           <w:p>
@@ -1986,7 +3167,7 @@
                 <w:color w:val="3C3C3C"/>
                 <w:sz w:val="15"/>
               </w:rPr>
-              <w:t>[Net: 6.67 | D: 10 | Y: 10 | B: 0 | Başarı: %33.4]</w:t>
+              <w:t>[Net: 9.33 | D: 12 | Y: 8 | B: 0 | Başarı: %46.7]</w:t>
             </w:r>
           </w:p>
         </w:tc>
@@ -2018,7 +3199,7 @@
               <w:rPr>
                 <w:sz w:val="15"/>
               </w:rPr>
-              <w:t>8/16 Tam Başarı | Gelişim Alanları: Sözcük ve Sözcük Gruplarında Anlam: %50 | Cümle Yorumlama-Örtülü Anlam: %0 | Öznel ve Nesnel Anlatımlı Cümleler: %0 | FİİLİMSİLER: %0</w:t>
+              <w:t>4/16 Tam Başarı | Gelişim Alanları: Sözcükte Anlam: %50 | Deyimler ve Atasözleri: %0 | Paragrafta Konu ve Başlık: %0 | Paragrafta Ana Düşünce: %0</w:t>
             </w:r>
           </w:p>
           <w:p>
@@ -2037,7 +3218,7 @@
               <w:rPr>
                 <w:sz w:val="15"/>
               </w:rPr>
-              <w:t>Cümle Yorumlama-Örtülü Anlam, Öznel ve Nesnel Anlatımlı Cümleler, FİİLİMSİLER, Soru-Cevap, Büyük Harflerin Kullanıldığı Yerler, Konu-Başlık, Metin Tamamlama-Metin Oluşturma</w:t>
+              <w:t>Deyimler ve Atasözleri, Paragrafta Konu ve Başlık, Paragrafta Ana Düşünce, Düşünceyi Geliştirme Yolları</w:t>
             </w:r>
           </w:p>
           <w:p>
@@ -2056,7 +3237,7 @@
               <w:rPr>
                 <w:sz w:val="15"/>
               </w:rPr>
-              <w:t>Sözcük ve Sözcük Gruplarında Anlam (%50)</w:t>
+              <w:t>Sözcükte Anlam (%50), Grafik ve Tablo Okuma (%50), Fiilimsilerin İşlevi (%67)</w:t>
             </w:r>
           </w:p>
           <w:p>
@@ -2075,7 +3256,7 @@
               <w:rPr>
                 <w:sz w:val="15"/>
               </w:rPr>
-              <w:t>Türkçe branş netin: 6.67 (10 Doğru, 10 Yanlış, 0 Boş). Türkçe branşında 10 yanlış ciddi bir net kaybına yol açmış (6.67 Net). Acilen sıfır çektiğin [Cümle Yorumlama-Örtülü Anlam, Öznel ve Nesnel Anlatımlı Cümleler, FİİLİMSİLER] konularını konu fasikülünden çalış. Paragrafı kendi yorumunla değil metindeki kanıtla çöz; günde 20 paragraf + 10 dil bilgisi çöz.</w:t>
+              <w:t>Türkçe branş netin: 9.33 (12 Doğru, 8 Yanlış, 0 Boş). Türkçe branşında 8 yanlış ciddi bir net kaybına yol açmış (9.33 Net). Acilen sıfır çektiğin [Deyimler ve Atasözleri, Paragrafta Konu ve Başlık, Paragrafta Ana Düşünce] konularını konu fasikülünden çalış. Paragrafı kendi yorumunla değil metindeki kanıtla çöz; günde 20 paragraf + 10 dil bilgisi çöz.</w:t>
             </w:r>
           </w:p>
           <w:p>
@@ -2088,20 +3269,20 @@
                 <w:color w:val="C0392B"/>
                 <w:sz w:val="15"/>
               </w:rPr>
-              <w:t xml:space="preserve">📺 Önerilen YouTube Desteği (Temel Seviye): </w:t>
+              <w:t xml:space="preserve">📺 Önerilen YouTube Desteği (Orta Seviye): </w:t>
             </w:r>
             <w:r>
               <w:rPr>
                 <w:b/>
                 <w:sz w:val="15"/>
               </w:rPr>
-              <w:t xml:space="preserve">Kanal: Tonguç Akademi | </w:t>
+              <w:t xml:space="preserve">Kanal: Hız Yayınları veya Ebubekir Hoca | </w:t>
             </w:r>
             <w:r>
               <w:rPr>
                 <w:sz w:val="15"/>
               </w:rPr>
-              <w:t>Odak: Konu Kavrama &amp; Görsel Özetler. Taktik: Dil bilgisi ve metin türü kurallarını renkli kavram kartlarıyla not alarak çalış.</w:t>
+              <w:t>Odak: Paragraf Taktikleri &amp; Çeldirici Eleme. Taktik: Paragraf sorularında hocanın anahtar kelimeleri ve metin kanıtlarını nasıl çizdiğine dikkat et.</w:t>
             </w:r>
           </w:p>
         </w:tc>
@@ -2159,7 +3340,7 @@
                 <w:color w:val="3C3C3C"/>
                 <w:sz w:val="15"/>
               </w:rPr>
-              <w:t>[Net: 1.67 | D: 3 | Y: 4 | B: 3 | Başarı: %16.7]</w:t>
+              <w:t>[Net: 3.33 | D: 5 | Y: 5 | B: 0 | Başarı: %33.3]</w:t>
             </w:r>
           </w:p>
         </w:tc>
@@ -2191,7 +3372,7 @@
               <w:rPr>
                 <w:sz w:val="15"/>
               </w:rPr>
-              <w:t>Mustafa Kemal'in Öğrenim Hayatı: %67 | Uyanan Avrupa ve Sarsılan Osmanlı: %0 | Mustafa Kemal'in Fikir Hayatını Etkileyen Olaylar: %0 | Mustafa Kemal'in Askerlik Hayatı: %33</w:t>
+              <w:t>20. Yüzyıl Başlarında Osmanlı: %100 | M. Kemal'in Fikir Hayatını Etkileyen Olay ve Kişiler: %50 | M. Kemal'in Çocukluk Dönemi ve Öğrenim Hayatı: %0 | M. Kemal'İn Askerlik Hayatı: %50</w:t>
             </w:r>
           </w:p>
           <w:p>
@@ -2210,7 +3391,7 @@
               <w:rPr>
                 <w:sz w:val="15"/>
               </w:rPr>
-              <w:t>Uyanan Avrupa ve Sarsılan Osmanlı, Mustafa Kemal'in Fikir Hayatını Etkileyen Olaylar</w:t>
+              <w:t>M. Kemal'in Çocukluk Dönemi ve Öğrenim Hayatı</w:t>
             </w:r>
           </w:p>
           <w:p>
@@ -2229,7 +3410,7 @@
               <w:rPr>
                 <w:sz w:val="15"/>
               </w:rPr>
-              <w:t>Mustafa Kemal'in Öğrenim Hayatı (%67), Mustafa Kemal'in Askerlik Hayatı (%33)</w:t>
+              <w:t>M. Kemal'in Fikir Hayatını Etkileyen Olay ve Kişiler (%50), M. Kemal'İn Askerlik Hayatı (%50)</w:t>
             </w:r>
           </w:p>
           <w:p>
@@ -2248,7 +3429,7 @@
               <w:rPr>
                 <w:sz w:val="15"/>
               </w:rPr>
-              <w:t>İnkılap Tarihi netin: 1.67 (3 Doğru, 4 Yanlış, 3 Boş). Hedeflenen seviyenin altında kalındı (1.67 Net). Sıfır çektiğin [Uyanan Avrupa ve Sarsılan Osmanlı, Mustafa Kemal'in Fikir Hayatını Etkileyen Olaylar] konusundaki kavram haritalarını çalış. Pekiştirilmesi gereken [Mustafa Kemal'in Öğrenim Hayatı (%67), Mustafa Kemal'in Askerlik Hayatı (%33)] konularında kronoloji tablosu çıkar. Sorularda 'Yalnızca bu bilgiye göre' köklerine dikkat et; metne sadık kal. Haftalık 25 soru çöz.</w:t>
+              <w:t>İnkılap Tarihi netin: 3.33 (5 Doğru, 5 Yanlış, 0 Boş). Hedeflenen seviyenin altında kalındı (3.33 Net). Sıfır çektiğin [M. Kemal'in Çocukluk Dönemi ve Öğrenim Hayatı] konusundaki kavram haritalarını çalış. Pekiştirilmesi gereken [M. Kemal'in Fikir Hayatını Etkileyen Olay ve Kişiler (%50), M. Kemal'İn Askerlik Hayatı (%50)] konularında kronoloji tablosu çıkar. Sorularda 'Yalnızca bu bilgiye göre' köklerine dikkat et; metne sadık kal. Haftalık 25 soru çöz.</w:t>
             </w:r>
           </w:p>
           <w:p>
@@ -2364,7 +3545,7 @@
               <w:rPr>
                 <w:sz w:val="15"/>
               </w:rPr>
-              <w:t>Kader ve Kaza İnancı: %67 | İnsanın İradesi ve Kader: %50 | Kader Kavramları (Ömür, Ecel, Rızık, Tevekkül): %67 | Ayet el-Kürsi ve Anlamı: %100 | Hz. Musa (A.S.) ve Mücadelesi: %100</w:t>
+              <w:t>Kaza Ve Kader: %80 | İnsanın Özgürlüğü Ve Sorumluluğu: %33 | Kaderle İlgili Kavramlar: %100</w:t>
             </w:r>
           </w:p>
           <w:p>
@@ -2383,7 +3564,7 @@
               <w:rPr>
                 <w:sz w:val="15"/>
               </w:rPr>
-              <w:t>Kader ve Kaza İnancı (%67), İnsanın İradesi ve Kader (%50), Kader Kavramları (Ömür, Ecel, Rızık, Tevekkül) (%67)</w:t>
+              <w:t>Kaza Ve Kader (%80), İnsanın Özgürlüğü Ve Sorumluluğu (%33)</w:t>
             </w:r>
           </w:p>
           <w:p>
@@ -2402,7 +3583,7 @@
               <w:rPr>
                 <w:sz w:val="15"/>
               </w:rPr>
-              <w:t>Din Kültürü netin: 6.00 (7 Doğru, 3 Yanlış, 0 Boş). Din Kültürü netin (6.00) potansiyelinin altında. Kavram karmaşası yaşanan [Kader ve Kaza İnancı (%67), İnsanın İradesi ve Kader (%50), Kader Kavramları (Ömür, Ecel, Rızık, Tevekkül) (%67)] alanlarına odaklan. Ömür, ecel, rızık, tevekkül, cüzi/külli irade kavramlarını sözlük kartlarına yazıp ezberle. Ayet-el Kürsi ana fikrine ve yasalara çalış.</w:t>
+              <w:t>Din Kültürü netin: 6.00 (7 Doğru, 3 Yanlış, 0 Boş). Din Kültürü netin (6.00) potansiyelinin altında. Kavram karmaşası yaşanan [Kaza Ve Kader (%80), İnsanın Özgürlüğü Ve Sorumluluğu (%33)] alanlarına odaklan. Ömür, ecel, rızık, tevekkül, cüzi/külli irade kavramlarını sözlük kartlarına yazıp ezberle. Ayet-el Kürsi ana fikrine ve yasalara çalış.</w:t>
             </w:r>
           </w:p>
           <w:p>
@@ -2486,7 +3667,7 @@
                 <w:color w:val="3C3C3C"/>
                 <w:sz w:val="15"/>
               </w:rPr>
-              <w:t>[Net: 0.67 | D: 3 | Y: 7 | B: 0 | Başarı: %6.7]</w:t>
+              <w:t>[Net: 8.67 | D: 9 | Y: 1 | B: 0 | Başarı: %86.7]</w:t>
             </w:r>
           </w:p>
         </w:tc>
@@ -2518,7 +3699,7 @@
               <w:rPr>
                 <w:sz w:val="15"/>
               </w:rPr>
-              <w:t>Davet Kartları / Mektupları (Invitation): %0 | Daveti Kabul &amp; Reddetme Kalıpları: %100 | Basit Sorular Sorma (Simple Inquiries): %50 | Friendship Okuduğunu Anlama: %0 | Kişisel Özellikler / Sıfatlar (Qualities): %0 | Mazeret Bildirme ve Özür Dileme: %0</w:t>
+              <w:t>Teklif Yapma, Kabul Etme, Özür Dileme: %100 | Frıendshıp: %100 | The Internet: %100 | Tercihleri İfade Etme: %100 | Soru Cümlesi: %0</w:t>
             </w:r>
           </w:p>
           <w:p>
@@ -2537,26 +3718,7 @@
               <w:rPr>
                 <w:sz w:val="15"/>
               </w:rPr>
-              <w:t>Davet Kartları / Mektupları (Invitation), Friendship Okuduğunu Anlama, Kişisel Özellikler / Sıfatlar (Qualities), Mazeret Bildirme ve Özür Dileme</w:t>
-            </w:r>
-          </w:p>
-          <w:p>
-            <w:pPr>
-              <w:spacing w:after="20"/>
-            </w:pPr>
-            <w:r>
-              <w:rPr>
-                <w:b/>
-                <w:color w:val="B46400"/>
-                <w:sz w:val="15"/>
-              </w:rPr>
-              <w:t xml:space="preserve">🟡 Pekiştirilecek Kazanımlar (&lt;%100): </w:t>
-            </w:r>
-            <w:r>
-              <w:rPr>
-                <w:sz w:val="15"/>
-              </w:rPr>
-              <w:t>Basit Sorular Sorma (Simple Inquiries) (%50)</w:t>
+              <w:t>Soru Cümlesi</w:t>
             </w:r>
           </w:p>
           <w:p>
@@ -2575,7 +3737,7 @@
               <w:rPr>
                 <w:sz w:val="15"/>
               </w:rPr>
-              <w:t>İngilizce branş netin: 0.67 (3 Doğru, 7 Yanlış, 0 Boş). İngilizce branşında 0.67 net ile hedefin gerisinde kalındı. Sıfır çektiğin [Davet Kartları / Mektupları (Invitation), Friendship Okuduğunu Anlama, Kişisel Özellikler / Sıfatlar (Qualities), Mazeret Bildirme ve Özür Dileme] soru kalıplarını tekrar et. Pekiştirilmesi gereken [Basit Sorular Sorma (Simple Inquiries) (%50)] kalıplarını çalış. Davet etme (Would you like...), kabul/ret ve mazeret kalıplarını ve Friendship sıfatlarını her gün 5 kelime kartıyla çalış. Rastgele işaretleme yapma.</w:t>
+              <w:t>İngilizce branş netin: 8.67 (9 Doğru, 1 Yanlış, 0 Boş). Friendship ünitesi kelime ve diyalog hakimiyetin çok iyi. Tek net kaybının yaşandığı 'Soru Cümlesi' kalıbını gözden geçirerek 10'da 10 yapabilirsin.</w:t>
             </w:r>
           </w:p>
           <w:p>
@@ -2588,20 +3750,20 @@
                 <w:color w:val="C0392B"/>
                 <w:sz w:val="15"/>
               </w:rPr>
-              <w:t xml:space="preserve">📺 Önerilen YouTube Desteği (Temel Seviye): </w:t>
+              <w:t xml:space="preserve">📺 Önerilen YouTube Desteği (İleri Düzey (Şampiyon)): </w:t>
             </w:r>
             <w:r>
               <w:rPr>
                 <w:b/>
                 <w:sz w:val="15"/>
               </w:rPr>
-              <w:t xml:space="preserve">Kanal: Tonguç Akademi | </w:t>
+              <w:t xml:space="preserve">Kanal: Ümitcan Hoca | </w:t>
             </w:r>
             <w:r>
               <w:rPr>
                 <w:sz w:val="15"/>
               </w:rPr>
-              <w:t>Odak: Temel Kelimeler &amp; Kalıp Cümleler. Taktik: Friendship ünitesi kelimelerini ve Türkçelerini sesli tekrar ederek kelime defterine geçir.</w:t>
+              <w:t>Odak: Yeni Nesil Okuma Parçaları, Tablo &amp; Grafik Yorumlama. Taktik: Afiş, davetiye ve soru kökündeki 'NOT / except' gibi olumsuzluk ifadelerine dikkat ederek hızlan.</w:t>
             </w:r>
           </w:p>
         </w:tc>
@@ -2622,7 +3784,7 @@
           <w:color w:val="006666"/>
           <w:sz w:val="18"/>
         </w:rPr>
-        <w:t>3. KİŞİSELLEŞTİRİLMİŞ HEDEFLER VE EYLEM TAKVİMİ</w:t>
+        <w:t>4. KİŞİSELLEŞTİRİLMİŞ HEDEFLER VE EYLEM TAKVİMİ</w:t>
       </w:r>
     </w:p>
     <w:p>
@@ -2641,7 +3803,7 @@
         <w:rPr>
           <w:sz w:val="16"/>
         </w:rPr>
-        <w:t>32.84 Net (İlk hedefli konu tekrarları ve ödev kontrolü sonrası)</w:t>
+        <w:t>44.66 Net (İlk hedefli konu tekrarları ve ödev kontrolü sonrası)</w:t>
       </w:r>
     </w:p>
     <w:p>
@@ -2660,7 +3822,7 @@
         <w:rPr>
           <w:sz w:val="16"/>
         </w:rPr>
-        <w:t>37.34 Net (Ölçülebilir bir sonraki resmi deneme sınavı hedefi)</w:t>
+        <w:t>48.66 Net (Ölçülebilir bir sonraki resmi deneme sınavı hedefi)</w:t>
       </w:r>
     </w:p>
     <w:p>
@@ -2679,7 +3841,7 @@
         <w:rPr>
           <w:sz w:val="16"/>
         </w:rPr>
-        <w:t>Haftalık 280 soru çözümü + Yanlış Defteri (Hata Analizi) tutulması ve kontrolü.</w:t>
+        <w:t>Haftalık 350 soru çözümü + Yanlış Defteri (Hata Analizi) tutulması ve kontrolü.</w:t>
       </w:r>
     </w:p>
     <w:p>
@@ -2698,7 +3860,7 @@
         <w:rPr>
           <w:sz w:val="16"/>
         </w:rPr>
-        <w:t>Kontrolsüz tahmini durdurma, iki şık arasında kalınca boş bırakma.</w:t>
+        <w:t>Matematik temel/orta seviye problem çözümü + Türkçe paragraf.</w:t>
       </w:r>
     </w:p>
     <w:p>
